--- a/DOCS_DA_CONVERTIRE/carracci_it.docx
+++ b/DOCS_DA_CONVERTIRE/carracci_it.docx
@@ -28,7 +28,23 @@
         <w:spacing w:after="240" w:line="300" w:lineRule="auto"/>
       </w:pPr>
       <w:r>
-        <w:t xml:space="preserve">L'edificio, tutelato dalla Soprintendenza dei Beni Culturali, è identificato dalla tradizione locale come uno dei luoghi in cui visse e operò il pittore Ludovico Carracci (Bologna, 1555 – Bologna, 1619) e come una delle sedi della celebre bottega-laboratorio dei tre cugini Carracci (Ludovico, Agostino e Annibale), fondatori nel 1582 dell'Accademia dei Desiderosi (in seguito </w:t>
+        <w:t xml:space="preserve">L'edificio, tutelato dalla Soprintendenza dei Beni Culturali, è identificato dalla tradizione locale come uno dei luoghi in cui visse e operò il pittore Ludovico Carracci (Bologna, 1555 – Bologna, 1619) e come una delle sedi della celebre bottega-laboratorio dei tre cugini Carracci (Ludovico, Agostino e Annibale), fondatori nel 1582 dell'Accademia dei </w:t>
+      </w:r>
+      <w:proofErr w:type="spellStart"/>
+      <w:r>
+        <w:t>Desiderosi</w:t>
+      </w:r>
+      <w:proofErr w:type="spellEnd"/>
+      <w:r>
+        <w:t xml:space="preserve"> (in </w:t>
+      </w:r>
+      <w:proofErr w:type="spellStart"/>
+      <w:r>
+        <w:t>seguito</w:t>
+      </w:r>
+      <w:proofErr w:type="spellEnd"/>
+      <w:r>
+        <w:t xml:space="preserve"> </w:t>
       </w:r>
       <w:proofErr w:type="spellStart"/>
       <w:r>
@@ -55,11 +71,10 @@
         <w:rPr>
           <w:noProof/>
         </w:rPr>
-        <w:lastRenderedPageBreak/>
         <w:drawing>
-          <wp:inline distT="0" distB="0" distL="0" distR="0" wp14:anchorId="5C68DD17" wp14:editId="30D2B6A5">
-            <wp:extent cx="3329940" cy="7400110"/>
-            <wp:effectExtent l="0" t="0" r="3810" b="0"/>
+          <wp:inline distT="0" distB="0" distL="0" distR="0" wp14:anchorId="5C68DD17" wp14:editId="458AFFF8">
+            <wp:extent cx="1879030" cy="4175760"/>
+            <wp:effectExtent l="0" t="0" r="6985" b="0"/>
             <wp:docPr id="1572693688" name="Immagine 1"/>
             <wp:cNvGraphicFramePr>
               <a:graphicFrameLocks xmlns:a="http://schemas.openxmlformats.org/drawingml/2006/main" noChangeAspect="1"/>
@@ -80,7 +95,7 @@
                   <pic:spPr>
                     <a:xfrm>
                       <a:off x="0" y="0"/>
-                      <a:ext cx="3333233" cy="7407428"/>
+                      <a:ext cx="1899341" cy="4220896"/>
                     </a:xfrm>
                     <a:prstGeom prst="rect">
                       <a:avLst/>
@@ -98,7 +113,15 @@
         <w:spacing w:after="240" w:line="300" w:lineRule="auto"/>
       </w:pPr>
       <w:r>
-        <w:t>[SPLIT_BLOCK:casa_sanCarlo_19.jpg]</w:t>
+        <w:t>[SPLIT_</w:t>
+      </w:r>
+      <w:proofErr w:type="gramStart"/>
+      <w:r>
+        <w:t>BLOCK:casa_sanCarlo_19.jpg</w:t>
+      </w:r>
+      <w:proofErr w:type="gramEnd"/>
+      <w:r>
+        <w:t>]</w:t>
       </w:r>
     </w:p>
     <w:p>
@@ -116,7 +139,6 @@
           <w:color w:val="2B6CB0"/>
           <w:sz w:val="28"/>
         </w:rPr>
-        <w:lastRenderedPageBreak/>
         <w:t>Precisazioni Storiche e Architettoniche</w:t>
       </w:r>
     </w:p>
@@ -125,6 +147,7 @@
         <w:spacing w:line="300" w:lineRule="auto"/>
       </w:pPr>
       <w:r>
+        <w:lastRenderedPageBreak/>
         <w:t>Per garantire l'accuratezza scientifica e divulgativa, è necessario evidenziare due elementi critici relativi all'immobile di Via San Carlo, 19:</w:t>
       </w:r>
     </w:p>
@@ -155,7 +178,15 @@
         <w:t>Evoluzione Strutturale:</w:t>
       </w:r>
       <w:r>
-        <w:t xml:space="preserve"> L'attuale palazzo presenta un impianto architettonico riconducibile a successivi rifacimenti del Settecento o dell'Ottocento. Pertanto, l'edificio odierno insiste sull'area o ingloba strutture di un precedente nucleo cinquecentesco in cui la famiglia Carracci – storicamente radicata in questo quadrante cittadino tra la vicina Via Riva di Reno e la Piazzetta della Pioggia – possedeva laboratori o abitazioni.</w:t>
+        <w:t xml:space="preserve"> L'attuale palazzo presenta un impianto architettonico riconducibile a </w:t>
+      </w:r>
+      <w:proofErr w:type="gramStart"/>
+      <w:r>
+        <w:t>successivi rifacimenti</w:t>
+      </w:r>
+      <w:proofErr w:type="gramEnd"/>
+      <w:r>
+        <w:t xml:space="preserve"> del Settecento o dell'Ottocento. Pertanto, l'edificio odierno insiste sull'area o ingloba strutture di un precedente nucleo cinquecentesco in cui la famiglia Carracci – storicamente radicata in questo quadrante cittadino tra la vicina Via Riva di Reno e la Piazzetta della Pioggia – possedeva laboratori o abitazioni.</w:t>
       </w:r>
     </w:p>
     <w:p>
@@ -184,7 +215,23 @@
         <w:spacing w:after="240" w:line="300" w:lineRule="auto"/>
       </w:pPr>
       <w:r>
-        <w:t xml:space="preserve">In sintesi, mentre l'immobile di Via San Carlo, 19 rappresenta una fundamental testimonianza del forte legame d'origine tra i Carracci e l'antico quartiere dei canali, la sua promozione ricettiva attuale va integrata con le corrette coordinate biografiche di Ludovico Carracci e con il contesto scientifico della </w:t>
+        <w:t xml:space="preserve">In sintesi, mentre l'immobile di Via San Carlo, 19 rappresenta una fundamental testimonianza del forte legame d'origine tra i Carracci e l'antico quartiere dei canali, la sua promozione ricettiva attuale va integrata con le corrette coordinate biografiche di Ludovico Carracci e con il </w:t>
+      </w:r>
+      <w:proofErr w:type="spellStart"/>
+      <w:r>
+        <w:t>contesto</w:t>
+      </w:r>
+      <w:proofErr w:type="spellEnd"/>
+      <w:r>
+        <w:t xml:space="preserve"> </w:t>
+      </w:r>
+      <w:proofErr w:type="spellStart"/>
+      <w:r>
+        <w:t>scientifico</w:t>
+      </w:r>
+      <w:proofErr w:type="spellEnd"/>
+      <w:r>
+        <w:t xml:space="preserve"> della </w:t>
       </w:r>
       <w:proofErr w:type="spellStart"/>
       <w:r>
@@ -273,7 +320,15 @@
         <w:spacing w:after="225"/>
       </w:pPr>
       <w:r>
-        <w:t>[SPLIT_BLOCK:casa_rolandino_1.jpg]</w:t>
+        <w:t>[SPLIT_</w:t>
+      </w:r>
+      <w:proofErr w:type="gramStart"/>
+      <w:r>
+        <w:t>BLOCK:casa_rolandino_1.jpg</w:t>
+      </w:r>
+      <w:proofErr w:type="gramEnd"/>
+      <w:r>
+        <w:t>]</w:t>
       </w:r>
     </w:p>
     <w:p>
@@ -291,7 +346,6 @@
           <w:color w:val="2B6CB0"/>
           <w:sz w:val="28"/>
         </w:rPr>
-        <w:lastRenderedPageBreak/>
         <w:t>Fonti Storiche e Riferimenti Bibliografici</w:t>
       </w:r>
     </w:p>
@@ -317,6 +371,7 @@
                 <w:b/>
                 <w:color w:val="FFFFFF"/>
               </w:rPr>
+              <w:lastRenderedPageBreak/>
               <w:t>Tipologia Fonte</w:t>
             </w:r>
           </w:p>

--- a/DOCS_DA_CONVERTIRE/carracci_it.docx
+++ b/DOCS_DA_CONVERTIRE/carracci_it.docx
@@ -4,67 +4,141 @@
   <w:body>
     <w:p>
       <w:r>
-        <w:t>I risultati della ricerca indicano che l'indirizzo </w:t>
-      </w:r>
+        <w:t>L'indirizzo di Via San Carlo, 19 a Bologna è associato a un immobile storicamente denominato "Casa Carracci" (attualmente noto anche come "Casa Vacanze San Carlo" e adibito a struttura ricettiva turistica).</w:t>
+      </w:r>
+    </w:p>
+    <w:p>
+      <w:r>
+        <w:t>L'edificio, tutelato dalla Soprintendenza per i Beni Culturali, è identificato dalla tradizione locale come uno dei luoghi in cui visse e lavorò il pittore Ludovico Carracci (Bologna, 1555 – Bologna, 1619), nonché una delle prime sedi della celebre bottega dei tre cugini Carracci (Ludovico, Agostino e Annibale), fondatori nel 1582 dell'Accademia dei Desiderosi (successivamente nota come Accademia degli Incamminati).</w:t>
+      </w:r>
+    </w:p>
+    <w:p>
+      <w:r>
+        <w:rPr>
+          <w:noProof/>
+        </w:rPr>
+        <w:drawing>
+          <wp:inline distT="0" distB="0" distL="0" distR="0" wp14:anchorId="70DA0269" wp14:editId="365AA298">
+            <wp:extent cx="2788920" cy="5061649"/>
+            <wp:effectExtent l="0" t="0" r="0" b="5715"/>
+            <wp:docPr id="55266802" name="Immagine 2"/>
+            <wp:cNvGraphicFramePr>
+              <a:graphicFrameLocks xmlns:a="http://schemas.openxmlformats.org/drawingml/2006/main" noChangeAspect="1"/>
+            </wp:cNvGraphicFramePr>
+            <a:graphic xmlns:a="http://schemas.openxmlformats.org/drawingml/2006/main">
+              <a:graphicData uri="http://schemas.openxmlformats.org/drawingml/2006/picture">
+                <pic:pic xmlns:pic="http://schemas.openxmlformats.org/drawingml/2006/picture">
+                  <pic:nvPicPr>
+                    <pic:cNvPr id="55266802" name="Immagine 55266802"/>
+                    <pic:cNvPicPr/>
+                  </pic:nvPicPr>
+                  <pic:blipFill>
+                    <a:blip r:embed="rId5" cstate="print">
+                      <a:extLst>
+                        <a:ext uri="{28A0092B-C50C-407E-A947-70E740481C1C}">
+                          <a14:useLocalDpi xmlns:a14="http://schemas.microsoft.com/office/drawing/2010/main" val="0"/>
+                        </a:ext>
+                      </a:extLst>
+                    </a:blip>
+                    <a:stretch>
+                      <a:fillRect/>
+                    </a:stretch>
+                  </pic:blipFill>
+                  <pic:spPr>
+                    <a:xfrm>
+                      <a:off x="0" y="0"/>
+                      <a:ext cx="2796406" cy="5075235"/>
+                    </a:xfrm>
+                    <a:prstGeom prst="rect">
+                      <a:avLst/>
+                    </a:prstGeom>
+                  </pic:spPr>
+                </pic:pic>
+              </a:graphicData>
+            </a:graphic>
+          </wp:inline>
+        </w:drawing>
+      </w:r>
+    </w:p>
+    <w:p>
+      <w:r>
+        <w:t>[SPLIT_</w:t>
+      </w:r>
+      <w:proofErr w:type="gramStart"/>
+      <w:r>
+        <w:t>BLOCK:casa_sanCarlo_19.jpg</w:t>
+      </w:r>
+      <w:proofErr w:type="gramEnd"/>
+      <w:r>
+        <w:t>]</w:t>
+      </w:r>
+    </w:p>
+    <w:p>
       <w:r>
         <w:rPr>
           <w:b/>
           <w:bCs/>
         </w:rPr>
-        <w:t>Via San Carlo, 19 a Bologna</w:t>
-      </w:r>
-      <w:r>
-        <w:t> è associato a una proprietà chiamata </w:t>
-      </w:r>
+        <w:t>Chiarimenti storici e architettonici</w:t>
+      </w:r>
+    </w:p>
+    <w:p>
+      <w:r>
+        <w:t>Per garantire l'accuratezza scientifica e didattica, è necessario evidenziare due elementi cruciali riguardanti l'immobile situato in Via San Carlo, 19:</w:t>
+      </w:r>
+    </w:p>
+    <w:p>
+      <w:pPr>
+        <w:numPr>
+          <w:ilvl w:val="0"/>
+          <w:numId w:val="1"/>
+        </w:numPr>
+      </w:pPr>
       <w:r>
         <w:rPr>
           <w:b/>
           <w:bCs/>
         </w:rPr>
-        <w:t>"Casa Carracci"</w:t>
-      </w:r>
-      <w:r>
-        <w:t> o "San Carlo Holiday House" che attualmente viene affittata come appartamento vacanze.</w:t>
+        <w:t>Precisione cronologica:</w:t>
+      </w:r>
+      <w:r>
+        <w:t xml:space="preserve"> Alcune descrizioni turistiche indicano erroneamente un soggiorno di Ludovico limitato agli anni tra il 1555 e il 1609. La corretta cronologia </w:t>
+      </w:r>
+      <w:r>
+        <w:lastRenderedPageBreak/>
+        <w:t>biografica documenta la sua nascita a Bologna nel 1555 e la sua morte, avvenuta nella stessa città, nel 1619.</w:t>
       </w:r>
     </w:p>
     <w:p>
-      <w:r>
-        <w:t>Alcune fonti menzionano che l'edificio, un antico palazzo del '700 o dell'800 denominato "Casa Carracci" e tutelato dalla Soprintendenza dei Beni Culturali, è ritenuto il luogo dove </w:t>
-      </w:r>
+      <w:pPr>
+        <w:numPr>
+          <w:ilvl w:val="0"/>
+          <w:numId w:val="1"/>
+        </w:numPr>
+      </w:pPr>
       <w:r>
         <w:rPr>
           <w:b/>
           <w:bCs/>
         </w:rPr>
-        <w:t>Ludovico Carracci</w:t>
-      </w:r>
-      <w:r>
-        <w:t> visse dal 1555 al 1609 e dove fu uno dei laboratori dei cugini Carracci, fondatori dell'</w:t>
-      </w:r>
+        <w:t>Evoluzione strutturale:</w:t>
+      </w:r>
+      <w:r>
+        <w:t xml:space="preserve"> L'attuale edificio presenta un assetto architettonico frutto di successivi interventi e restauri settecenteschi e ottocenteschi. Pertanto, la struttura odierna sorge sull'area o incorpora elementi di un nucleo originario cinquecentesco, dove la famiglia Carracci, storicamente radicata in questo settore della città tra la vicina Via Riva di Reno e Piazzetta della Pioggia, possedeva botteghe o residenze.</w:t>
+      </w:r>
+    </w:p>
+    <w:p>
       <w:r>
         <w:rPr>
           <w:b/>
           <w:bCs/>
         </w:rPr>
-        <w:t>Accademia degli Incamminati</w:t>
-      </w:r>
-      <w:r>
-        <w:t>.</w:t>
+        <w:t>La sede storica in Via Rolandino</w:t>
       </w:r>
     </w:p>
     <w:p>
       <w:r>
-        <w:t>È importante notare che, storicamente, la casa dei Carracci (in riferimento anche ad Agostino e Annibale) è spesso associata anche a </w:t>
-      </w:r>
-      <w:r>
-        <w:rPr>
-          <w:b/>
-          <w:bCs/>
-        </w:rPr>
-        <w:t>Via Rolandino, 1</w:t>
-      </w:r>
-      <w:r>
-        <w:t xml:space="preserve"> (la cosiddetta "Casa </w:t>
+        <w:t xml:space="preserve">Dal punto di vista della documentazione monumentale e archivistica bolognese, la memoria della famiglia e l'attività ufficiale dell'Accademia degli Incamminati sono storicamente e prevalentemente legate a un altro edificio della città: la cosiddetta "Casa </w:t>
       </w:r>
       <w:proofErr w:type="spellStart"/>
       <w:r>
@@ -72,7 +146,7 @@
       </w:r>
       <w:proofErr w:type="spellEnd"/>
       <w:r>
-        <w:t xml:space="preserve"> Gradi" o "Casa </w:t>
+        <w:t xml:space="preserve"> Gradi" (o Casa </w:t>
       </w:r>
       <w:proofErr w:type="spellStart"/>
       <w:r>
@@ -80,24 +154,516 @@
       </w:r>
       <w:proofErr w:type="spellEnd"/>
       <w:r>
-        <w:t xml:space="preserve"> detta dei Carracci"), che subì restauri nel XIX secolo.</w:t>
+        <w:t>, nota anch'essa come Casa dei Carracci), situata in Via Rolandino, 1, oggetto di importanti restauri filologici nel corso dell'Ottocento.</w:t>
       </w:r>
     </w:p>
     <w:p>
       <w:r>
-        <w:t>In sintesi, l'immobile di </w:t>
-      </w:r>
-      <w:r>
         <w:rPr>
+          <w:noProof/>
+        </w:rPr>
+        <w:drawing>
+          <wp:inline distT="0" distB="0" distL="0" distR="0" wp14:anchorId="6B373BFC" wp14:editId="46C881C8">
+            <wp:extent cx="6120130" cy="3974465"/>
+            <wp:effectExtent l="0" t="0" r="0" b="6985"/>
+            <wp:docPr id="582525503" name="Immagine 3"/>
+            <wp:cNvGraphicFramePr>
+              <a:graphicFrameLocks xmlns:a="http://schemas.openxmlformats.org/drawingml/2006/main" noChangeAspect="1"/>
+            </wp:cNvGraphicFramePr>
+            <a:graphic xmlns:a="http://schemas.openxmlformats.org/drawingml/2006/main">
+              <a:graphicData uri="http://schemas.openxmlformats.org/drawingml/2006/picture">
+                <pic:pic xmlns:pic="http://schemas.openxmlformats.org/drawingml/2006/picture">
+                  <pic:nvPicPr>
+                    <pic:cNvPr id="582525503" name="Immagine 582525503"/>
+                    <pic:cNvPicPr/>
+                  </pic:nvPicPr>
+                  <pic:blipFill>
+                    <a:blip r:embed="rId6" cstate="print">
+                      <a:extLst>
+                        <a:ext uri="{28A0092B-C50C-407E-A947-70E740481C1C}">
+                          <a14:useLocalDpi xmlns:a14="http://schemas.microsoft.com/office/drawing/2010/main" val="0"/>
+                        </a:ext>
+                      </a:extLst>
+                    </a:blip>
+                    <a:stretch>
+                      <a:fillRect/>
+                    </a:stretch>
+                  </pic:blipFill>
+                  <pic:spPr>
+                    <a:xfrm>
+                      <a:off x="0" y="0"/>
+                      <a:ext cx="6120130" cy="3974465"/>
+                    </a:xfrm>
+                    <a:prstGeom prst="rect">
+                      <a:avLst/>
+                    </a:prstGeom>
+                  </pic:spPr>
+                </pic:pic>
+              </a:graphicData>
+            </a:graphic>
+          </wp:inline>
+        </w:drawing>
+      </w:r>
+    </w:p>
+    <w:p>
+      <w:r>
+        <w:t>[SPLIT_</w:t>
+      </w:r>
+      <w:proofErr w:type="gramStart"/>
+      <w:r>
+        <w:t>BLOCK:casa_rolandino_1.jpg</w:t>
+      </w:r>
+      <w:proofErr w:type="gramEnd"/>
+      <w:r>
+        <w:t>]</w:t>
+      </w:r>
+    </w:p>
+    <w:p>
+      <w:r>
+        <w:t>In sintesi, sebbene l'immobile di Via San Carlo, 19 rappresenti una testimonianza fondamentale del forte legame originario tra la famiglia Carracci e l'antico quartiere dei canali, la sua valorizzazione culturale trae beneficio dall'integrazione con i dati biografici rigorosi su Ludovico Carracci e con il contesto scientifico della storiografia artistica bolognese.</w:t>
+      </w:r>
+    </w:p>
+    <w:p>
+      <w:pPr>
+        <w:spacing w:before="240"/>
+      </w:pPr>
+      <w:r>
+        <w:rPr>
+          <w:rFonts w:ascii="Segoe UI" w:hAnsi="Segoe UI"/>
           <w:b/>
-          <w:bCs/>
+          <w:color w:val="1E3A8A"/>
+          <w:sz w:val="26"/>
         </w:rPr>
-        <w:t>Via San Carlo, 19</w:t>
-      </w:r>
-      <w:r>
-        <w:t> è promosso come un appartamento vacanze sito in quello che viene identificato come il palazzo dove visse e lavorò il pittore Ludovico Carracci.</w:t>
+        <w:lastRenderedPageBreak/>
+        <w:t>Tabella delle Fonti e Certificazione</w:t>
       </w:r>
     </w:p>
+    <w:tbl>
+      <w:tblPr>
+        <w:tblW w:w="0" w:type="auto"/>
+        <w:jc w:val="center"/>
+        <w:tblBorders>
+          <w:top w:val="single" w:sz="4" w:space="0" w:color="CBD5E1"/>
+          <w:bottom w:val="single" w:sz="4" w:space="0" w:color="CBD5E1"/>
+          <w:insideH w:val="single" w:sz="4" w:space="0" w:color="CBD5E1"/>
+          <w:insideV w:val="single" w:sz="4" w:space="0" w:color="CBD5E1"/>
+        </w:tblBorders>
+        <w:tblLook w:val="04A0" w:firstRow="1" w:lastRow="0" w:firstColumn="1" w:lastColumn="0" w:noHBand="0" w:noVBand="1"/>
+      </w:tblPr>
+      <w:tblGrid>
+        <w:gridCol w:w="2880"/>
+        <w:gridCol w:w="2880"/>
+        <w:gridCol w:w="2880"/>
+      </w:tblGrid>
+      <w:tr>
+        <w:trPr>
+          <w:jc w:val="center"/>
+        </w:trPr>
+        <w:tc>
+          <w:tcPr>
+            <w:tcW w:w="2880" w:type="dxa"/>
+            <w:shd w:val="clear" w:color="auto" w:fill="1E3A8A"/>
+            <w:tcMar>
+              <w:top w:w="140" w:type="dxa"/>
+              <w:left w:w="180" w:type="dxa"/>
+              <w:bottom w:w="140" w:type="dxa"/>
+              <w:right w:w="180" w:type="dxa"/>
+            </w:tcMar>
+          </w:tcPr>
+          <w:p>
+            <w:pPr>
+              <w:spacing w:before="40" w:after="40"/>
+            </w:pPr>
+            <w:r>
+              <w:rPr>
+                <w:rFonts w:ascii="Segoe UI" w:hAnsi="Segoe UI"/>
+                <w:b/>
+                <w:color w:val="FFFFFF"/>
+                <w:sz w:val="19"/>
+              </w:rPr>
+              <w:t>Fonte / Riferimento Storico</w:t>
+            </w:r>
+          </w:p>
+        </w:tc>
+        <w:tc>
+          <w:tcPr>
+            <w:tcW w:w="2880" w:type="dxa"/>
+            <w:shd w:val="clear" w:color="auto" w:fill="1E3A8A"/>
+            <w:tcMar>
+              <w:top w:w="140" w:type="dxa"/>
+              <w:left w:w="180" w:type="dxa"/>
+              <w:bottom w:w="140" w:type="dxa"/>
+              <w:right w:w="180" w:type="dxa"/>
+            </w:tcMar>
+          </w:tcPr>
+          <w:p>
+            <w:pPr>
+              <w:spacing w:before="40" w:after="40"/>
+            </w:pPr>
+            <w:r>
+              <w:rPr>
+                <w:rFonts w:ascii="Segoe UI" w:hAnsi="Segoe UI"/>
+                <w:b/>
+                <w:color w:val="FFFFFF"/>
+                <w:sz w:val="19"/>
+              </w:rPr>
+              <w:t>Ambito di Verifica</w:t>
+            </w:r>
+          </w:p>
+        </w:tc>
+        <w:tc>
+          <w:tcPr>
+            <w:tcW w:w="2880" w:type="dxa"/>
+            <w:shd w:val="clear" w:color="auto" w:fill="1E3A8A"/>
+            <w:tcMar>
+              <w:top w:w="140" w:type="dxa"/>
+              <w:left w:w="180" w:type="dxa"/>
+              <w:bottom w:w="140" w:type="dxa"/>
+              <w:right w:w="180" w:type="dxa"/>
+            </w:tcMar>
+          </w:tcPr>
+          <w:p>
+            <w:pPr>
+              <w:spacing w:before="40" w:after="40"/>
+            </w:pPr>
+            <w:r>
+              <w:rPr>
+                <w:rFonts w:ascii="Segoe UI" w:hAnsi="Segoe UI"/>
+                <w:b/>
+                <w:color w:val="FFFFFF"/>
+                <w:sz w:val="19"/>
+              </w:rPr>
+              <w:t>Link / Certificazione</w:t>
+            </w:r>
+          </w:p>
+        </w:tc>
+      </w:tr>
+      <w:tr>
+        <w:trPr>
+          <w:jc w:val="center"/>
+        </w:trPr>
+        <w:tc>
+          <w:tcPr>
+            <w:tcW w:w="2880" w:type="dxa"/>
+            <w:shd w:val="clear" w:color="auto" w:fill="F8FAFC"/>
+            <w:tcMar>
+              <w:top w:w="140" w:type="dxa"/>
+              <w:left w:w="180" w:type="dxa"/>
+              <w:bottom w:w="140" w:type="dxa"/>
+              <w:right w:w="180" w:type="dxa"/>
+            </w:tcMar>
+          </w:tcPr>
+          <w:p>
+            <w:pPr>
+              <w:spacing w:before="40" w:after="40"/>
+            </w:pPr>
+            <w:r>
+              <w:rPr>
+                <w:rFonts w:ascii="Segoe UI" w:hAnsi="Segoe UI"/>
+                <w:color w:val="334155"/>
+                <w:sz w:val="19"/>
+              </w:rPr>
+              <w:t>Soprintendenza Archeologia, Belle Arti e Paesaggio per la città metropolitana di Bologna</w:t>
+            </w:r>
+          </w:p>
+        </w:tc>
+        <w:tc>
+          <w:tcPr>
+            <w:tcW w:w="2880" w:type="dxa"/>
+            <w:shd w:val="clear" w:color="auto" w:fill="F8FAFC"/>
+            <w:tcMar>
+              <w:top w:w="140" w:type="dxa"/>
+              <w:left w:w="180" w:type="dxa"/>
+              <w:bottom w:w="140" w:type="dxa"/>
+              <w:right w:w="180" w:type="dxa"/>
+            </w:tcMar>
+          </w:tcPr>
+          <w:p>
+            <w:pPr>
+              <w:spacing w:before="40" w:after="40"/>
+            </w:pPr>
+            <w:r>
+              <w:rPr>
+                <w:rFonts w:ascii="Segoe UI" w:hAnsi="Segoe UI"/>
+                <w:color w:val="334155"/>
+                <w:sz w:val="19"/>
+              </w:rPr>
+              <w:t>Tutela e vincolo architettonico dell'immobile in Via San Carlo 19</w:t>
+            </w:r>
+          </w:p>
+        </w:tc>
+        <w:tc>
+          <w:tcPr>
+            <w:tcW w:w="2880" w:type="dxa"/>
+            <w:shd w:val="clear" w:color="auto" w:fill="F8FAFC"/>
+            <w:tcMar>
+              <w:top w:w="140" w:type="dxa"/>
+              <w:left w:w="180" w:type="dxa"/>
+              <w:bottom w:w="140" w:type="dxa"/>
+              <w:right w:w="180" w:type="dxa"/>
+            </w:tcMar>
+          </w:tcPr>
+          <w:p>
+            <w:pPr>
+              <w:spacing w:before="40" w:after="40"/>
+            </w:pPr>
+            <w:r>
+              <w:rPr>
+                <w:rFonts w:ascii="Segoe UI" w:hAnsi="Segoe UI"/>
+                <w:color w:val="2563EB"/>
+                <w:sz w:val="19"/>
+                <w:u w:val="single"/>
+              </w:rPr>
+              <w:t>SABAP Bologna - Catalogo Vincoli</w:t>
+            </w:r>
+          </w:p>
+        </w:tc>
+      </w:tr>
+      <w:tr>
+        <w:trPr>
+          <w:jc w:val="center"/>
+        </w:trPr>
+        <w:tc>
+          <w:tcPr>
+            <w:tcW w:w="2880" w:type="dxa"/>
+            <w:shd w:val="clear" w:color="auto" w:fill="FFFFFF"/>
+            <w:tcMar>
+              <w:top w:w="140" w:type="dxa"/>
+              <w:left w:w="180" w:type="dxa"/>
+              <w:bottom w:w="140" w:type="dxa"/>
+              <w:right w:w="180" w:type="dxa"/>
+            </w:tcMar>
+          </w:tcPr>
+          <w:p>
+            <w:pPr>
+              <w:spacing w:before="40" w:after="40"/>
+            </w:pPr>
+            <w:r>
+              <w:rPr>
+                <w:rFonts w:ascii="Segoe UI" w:hAnsi="Segoe UI"/>
+                <w:color w:val="334155"/>
+                <w:sz w:val="19"/>
+              </w:rPr>
+              <w:t>Dizionario Biografico degli Italiani (Treccani) - Volume 20</w:t>
+            </w:r>
+          </w:p>
+        </w:tc>
+        <w:tc>
+          <w:tcPr>
+            <w:tcW w:w="2880" w:type="dxa"/>
+            <w:shd w:val="clear" w:color="auto" w:fill="FFFFFF"/>
+            <w:tcMar>
+              <w:top w:w="140" w:type="dxa"/>
+              <w:left w:w="180" w:type="dxa"/>
+              <w:bottom w:w="140" w:type="dxa"/>
+              <w:right w:w="180" w:type="dxa"/>
+            </w:tcMar>
+          </w:tcPr>
+          <w:p>
+            <w:pPr>
+              <w:spacing w:before="40" w:after="40"/>
+            </w:pPr>
+            <w:r>
+              <w:rPr>
+                <w:rFonts w:ascii="Segoe UI" w:hAnsi="Segoe UI"/>
+                <w:color w:val="334155"/>
+                <w:sz w:val="19"/>
+              </w:rPr>
+              <w:t>Verifica date biografiche di Ludovico Carracci (1555–1619)</w:t>
+            </w:r>
+          </w:p>
+        </w:tc>
+        <w:tc>
+          <w:tcPr>
+            <w:tcW w:w="2880" w:type="dxa"/>
+            <w:shd w:val="clear" w:color="auto" w:fill="FFFFFF"/>
+            <w:tcMar>
+              <w:top w:w="140" w:type="dxa"/>
+              <w:left w:w="180" w:type="dxa"/>
+              <w:bottom w:w="140" w:type="dxa"/>
+              <w:right w:w="180" w:type="dxa"/>
+            </w:tcMar>
+          </w:tcPr>
+          <w:p>
+            <w:pPr>
+              <w:spacing w:before="40" w:after="40"/>
+            </w:pPr>
+            <w:r>
+              <w:rPr>
+                <w:rFonts w:ascii="Segoe UI" w:hAnsi="Segoe UI"/>
+                <w:color w:val="2563EB"/>
+                <w:sz w:val="19"/>
+                <w:u w:val="single"/>
+              </w:rPr>
+              <w:t>Treccani - Ludovico Carracci</w:t>
+            </w:r>
+          </w:p>
+        </w:tc>
+      </w:tr>
+      <w:tr>
+        <w:trPr>
+          <w:jc w:val="center"/>
+        </w:trPr>
+        <w:tc>
+          <w:tcPr>
+            <w:tcW w:w="2880" w:type="dxa"/>
+            <w:shd w:val="clear" w:color="auto" w:fill="F8FAFC"/>
+            <w:tcMar>
+              <w:top w:w="140" w:type="dxa"/>
+              <w:left w:w="180" w:type="dxa"/>
+              <w:bottom w:w="140" w:type="dxa"/>
+              <w:right w:w="180" w:type="dxa"/>
+            </w:tcMar>
+          </w:tcPr>
+          <w:p>
+            <w:pPr>
+              <w:spacing w:before="40" w:after="40"/>
+            </w:pPr>
+            <w:r>
+              <w:rPr>
+                <w:rFonts w:ascii="Segoe UI" w:hAnsi="Segoe UI"/>
+                <w:color w:val="334155"/>
+                <w:sz w:val="19"/>
+              </w:rPr>
+              <w:t>Biblioteca Salaborsa - Cronologia di Bologna</w:t>
+            </w:r>
+          </w:p>
+        </w:tc>
+        <w:tc>
+          <w:tcPr>
+            <w:tcW w:w="2880" w:type="dxa"/>
+            <w:shd w:val="clear" w:color="auto" w:fill="F8FAFC"/>
+            <w:tcMar>
+              <w:top w:w="140" w:type="dxa"/>
+              <w:left w:w="180" w:type="dxa"/>
+              <w:bottom w:w="140" w:type="dxa"/>
+              <w:right w:w="180" w:type="dxa"/>
+            </w:tcMar>
+          </w:tcPr>
+          <w:p>
+            <w:pPr>
+              <w:spacing w:before="40" w:after="40"/>
+            </w:pPr>
+            <w:r>
+              <w:rPr>
+                <w:rFonts w:ascii="Segoe UI" w:hAnsi="Segoe UI"/>
+                <w:color w:val="334155"/>
+                <w:sz w:val="19"/>
+              </w:rPr>
+              <w:t>Storia dell'Accademia degli Incamminati e sedi storiche dei Carracci</w:t>
+            </w:r>
+          </w:p>
+        </w:tc>
+        <w:tc>
+          <w:tcPr>
+            <w:tcW w:w="2880" w:type="dxa"/>
+            <w:shd w:val="clear" w:color="auto" w:fill="F8FAFC"/>
+            <w:tcMar>
+              <w:top w:w="140" w:type="dxa"/>
+              <w:left w:w="180" w:type="dxa"/>
+              <w:bottom w:w="140" w:type="dxa"/>
+              <w:right w:w="180" w:type="dxa"/>
+            </w:tcMar>
+          </w:tcPr>
+          <w:p>
+            <w:pPr>
+              <w:spacing w:before="40" w:after="40"/>
+            </w:pPr>
+            <w:r>
+              <w:rPr>
+                <w:rFonts w:ascii="Segoe UI" w:hAnsi="Segoe UI"/>
+                <w:color w:val="2563EB"/>
+                <w:sz w:val="19"/>
+                <w:u w:val="single"/>
+              </w:rPr>
+              <w:t>Salaborsa - Cronologia</w:t>
+            </w:r>
+          </w:p>
+        </w:tc>
+      </w:tr>
+      <w:tr>
+        <w:trPr>
+          <w:jc w:val="center"/>
+        </w:trPr>
+        <w:tc>
+          <w:tcPr>
+            <w:tcW w:w="2880" w:type="dxa"/>
+            <w:shd w:val="clear" w:color="auto" w:fill="FFFFFF"/>
+            <w:tcMar>
+              <w:top w:w="140" w:type="dxa"/>
+              <w:left w:w="180" w:type="dxa"/>
+              <w:bottom w:w="140" w:type="dxa"/>
+              <w:right w:w="180" w:type="dxa"/>
+            </w:tcMar>
+          </w:tcPr>
+          <w:p>
+            <w:pPr>
+              <w:spacing w:before="40" w:after="40"/>
+            </w:pPr>
+            <w:r>
+              <w:rPr>
+                <w:rFonts w:ascii="Segoe UI" w:hAnsi="Segoe UI"/>
+                <w:color w:val="334155"/>
+                <w:sz w:val="19"/>
+              </w:rPr>
+              <w:t>Direzione Generale Archivi - Archivio di Stato di Bologna</w:t>
+            </w:r>
+          </w:p>
+        </w:tc>
+        <w:tc>
+          <w:tcPr>
+            <w:tcW w:w="2880" w:type="dxa"/>
+            <w:shd w:val="clear" w:color="auto" w:fill="FFFFFF"/>
+            <w:tcMar>
+              <w:top w:w="140" w:type="dxa"/>
+              <w:left w:w="180" w:type="dxa"/>
+              <w:bottom w:w="140" w:type="dxa"/>
+              <w:right w:w="180" w:type="dxa"/>
+            </w:tcMar>
+          </w:tcPr>
+          <w:p>
+            <w:pPr>
+              <w:spacing w:before="40" w:after="40"/>
+            </w:pPr>
+            <w:r>
+              <w:rPr>
+                <w:rFonts w:ascii="Segoe UI" w:hAnsi="Segoe UI"/>
+                <w:color w:val="334155"/>
+                <w:sz w:val="19"/>
+              </w:rPr>
+              <w:t>Documentazione catastale e proprietà storiche in Via Rolandino e Via San Carlo</w:t>
+            </w:r>
+          </w:p>
+        </w:tc>
+        <w:tc>
+          <w:tcPr>
+            <w:tcW w:w="2880" w:type="dxa"/>
+            <w:shd w:val="clear" w:color="auto" w:fill="FFFFFF"/>
+            <w:tcMar>
+              <w:top w:w="140" w:type="dxa"/>
+              <w:left w:w="180" w:type="dxa"/>
+              <w:bottom w:w="140" w:type="dxa"/>
+              <w:right w:w="180" w:type="dxa"/>
+            </w:tcMar>
+          </w:tcPr>
+          <w:p>
+            <w:pPr>
+              <w:spacing w:before="40" w:after="40"/>
+            </w:pPr>
+            <w:r>
+              <w:rPr>
+                <w:rFonts w:ascii="Segoe UI" w:hAnsi="Segoe UI"/>
+                <w:color w:val="2563EB"/>
+                <w:sz w:val="19"/>
+                <w:u w:val="single"/>
+              </w:rPr>
+              <w:t>ASBO - Archivi Storici</w:t>
+            </w:r>
+          </w:p>
+        </w:tc>
+      </w:tr>
+    </w:tbl>
+    <w:p/>
     <w:p/>
     <w:sectPr>
       <w:pgSz w:w="11906" w:h="16838"/>
@@ -107,6 +673,163 @@
     </w:sectPr>
   </w:body>
 </w:document>
+</file>
+
+<file path=word/numbering.xml><?xml version="1.0" encoding="utf-8"?>
+<w:numbering xmlns:wpc="http://schemas.microsoft.com/office/word/2010/wordprocessingCanvas" xmlns:cx="http://schemas.microsoft.com/office/drawing/2014/chartex" xmlns:cx1="http://schemas.microsoft.com/office/drawing/2015/9/8/chartex" xmlns:cx2="http://schemas.microsoft.com/office/drawing/2015/10/21/chartex" xmlns:cx3="http://schemas.microsoft.com/office/drawing/2016/5/9/chartex" xmlns:cx4="http://schemas.microsoft.com/office/drawing/2016/5/10/chartex" xmlns:cx5="http://schemas.microsoft.com/office/drawing/2016/5/11/chartex" xmlns:cx6="http://schemas.microsoft.com/office/drawing/2016/5/12/chartex" xmlns:cx7="http://schemas.microsoft.com/office/drawing/2016/5/13/chartex" xmlns:cx8="http://schemas.microsoft.com/office/drawing/2016/5/14/chartex" xmlns:mc="http://schemas.openxmlformats.org/markup-compatibility/2006" xmlns:aink="http://schemas.microsoft.com/office/drawing/2016/ink" xmlns:am3d="http://schemas.microsoft.com/office/drawing/2017/model3d" xmlns:o="urn:schemas-microsoft-com:office:office" xmlns:oel="http://schemas.microsoft.com/office/2019/extlst" xmlns:r="http://schemas.openxmlformats.org/officeDocument/2006/relationships" xmlns:m="http://schemas.openxmlformats.org/officeDocument/2006/math" xmlns:v="urn:schemas-microsoft-com:vml" xmlns:wp14="http://schemas.microsoft.com/office/word/2010/wordprocessingDrawing" xmlns:wp="http://schemas.openxmlformats.org/drawingml/2006/wordprocessingDrawing" xmlns:w10="urn:schemas-microsoft-com:office:word" xmlns:w="http://schemas.openxmlformats.org/wordprocessingml/2006/main" xmlns:w14="http://schemas.microsoft.com/office/word/2010/wordml" xmlns:w15="http://schemas.microsoft.com/office/word/2012/wordml" xmlns:w16cex="http://schemas.microsoft.com/office/word/2018/wordml/cex" xmlns:w16cid="http://schemas.microsoft.com/office/word/2016/wordml/cid" xmlns:w16="http://schemas.microsoft.com/office/word/2018/wordml" xmlns:w16du="http://schemas.microsoft.com/office/word/2023/wordml/word16du" xmlns:w16sdtdh="http://schemas.microsoft.com/office/word/2020/wordml/sdtdatahash" xmlns:w16sdtfl="http://schemas.microsoft.com/office/word/2024/wordml/sdtformatlock" xmlns:w16se="http://schemas.microsoft.com/office/word/2015/wordml/symex" xmlns:wpg="http://schemas.microsoft.com/office/word/2010/wordprocessingGroup" xmlns:wpi="http://schemas.microsoft.com/office/word/2010/wordprocessingInk" xmlns:wne="http://schemas.microsoft.com/office/word/2006/wordml" xmlns:wps="http://schemas.microsoft.com/office/word/2010/wordprocessingShape" mc:Ignorable="w14 w15 w16se w16cid w16 w16cex w16sdtdh w16sdtfl w16du wp14">
+  <w:abstractNum w:abstractNumId="0" w15:restartNumberingAfterBreak="0">
+    <w:nsid w:val="51D5266E"/>
+    <w:multiLevelType w:val="multilevel"/>
+    <w:tmpl w:val="F81CCB8C"/>
+    <w:lvl w:ilvl="0">
+      <w:start w:val="1"/>
+      <w:numFmt w:val="bullet"/>
+      <w:lvlText w:val=""/>
+      <w:lvlJc w:val="left"/>
+      <w:pPr>
+        <w:tabs>
+          <w:tab w:val="num" w:pos="720"/>
+        </w:tabs>
+        <w:ind w:left="720" w:hanging="360"/>
+      </w:pPr>
+      <w:rPr>
+        <w:rFonts w:ascii="Symbol" w:hAnsi="Symbol" w:hint="default"/>
+        <w:sz w:val="20"/>
+      </w:rPr>
+    </w:lvl>
+    <w:lvl w:ilvl="1" w:tentative="1">
+      <w:start w:val="1"/>
+      <w:numFmt w:val="bullet"/>
+      <w:lvlText w:val="o"/>
+      <w:lvlJc w:val="left"/>
+      <w:pPr>
+        <w:tabs>
+          <w:tab w:val="num" w:pos="1440"/>
+        </w:tabs>
+        <w:ind w:left="1440" w:hanging="360"/>
+      </w:pPr>
+      <w:rPr>
+        <w:rFonts w:ascii="Courier New" w:hAnsi="Courier New" w:hint="default"/>
+        <w:sz w:val="20"/>
+      </w:rPr>
+    </w:lvl>
+    <w:lvl w:ilvl="2" w:tentative="1">
+      <w:start w:val="1"/>
+      <w:numFmt w:val="bullet"/>
+      <w:lvlText w:val=""/>
+      <w:lvlJc w:val="left"/>
+      <w:pPr>
+        <w:tabs>
+          <w:tab w:val="num" w:pos="2160"/>
+        </w:tabs>
+        <w:ind w:left="2160" w:hanging="360"/>
+      </w:pPr>
+      <w:rPr>
+        <w:rFonts w:ascii="Wingdings" w:hAnsi="Wingdings" w:hint="default"/>
+        <w:sz w:val="20"/>
+      </w:rPr>
+    </w:lvl>
+    <w:lvl w:ilvl="3" w:tentative="1">
+      <w:start w:val="1"/>
+      <w:numFmt w:val="bullet"/>
+      <w:lvlText w:val=""/>
+      <w:lvlJc w:val="left"/>
+      <w:pPr>
+        <w:tabs>
+          <w:tab w:val="num" w:pos="2880"/>
+        </w:tabs>
+        <w:ind w:left="2880" w:hanging="360"/>
+      </w:pPr>
+      <w:rPr>
+        <w:rFonts w:ascii="Wingdings" w:hAnsi="Wingdings" w:hint="default"/>
+        <w:sz w:val="20"/>
+      </w:rPr>
+    </w:lvl>
+    <w:lvl w:ilvl="4" w:tentative="1">
+      <w:start w:val="1"/>
+      <w:numFmt w:val="bullet"/>
+      <w:lvlText w:val=""/>
+      <w:lvlJc w:val="left"/>
+      <w:pPr>
+        <w:tabs>
+          <w:tab w:val="num" w:pos="3600"/>
+        </w:tabs>
+        <w:ind w:left="3600" w:hanging="360"/>
+      </w:pPr>
+      <w:rPr>
+        <w:rFonts w:ascii="Wingdings" w:hAnsi="Wingdings" w:hint="default"/>
+        <w:sz w:val="20"/>
+      </w:rPr>
+    </w:lvl>
+    <w:lvl w:ilvl="5" w:tentative="1">
+      <w:start w:val="1"/>
+      <w:numFmt w:val="bullet"/>
+      <w:lvlText w:val=""/>
+      <w:lvlJc w:val="left"/>
+      <w:pPr>
+        <w:tabs>
+          <w:tab w:val="num" w:pos="4320"/>
+        </w:tabs>
+        <w:ind w:left="4320" w:hanging="360"/>
+      </w:pPr>
+      <w:rPr>
+        <w:rFonts w:ascii="Wingdings" w:hAnsi="Wingdings" w:hint="default"/>
+        <w:sz w:val="20"/>
+      </w:rPr>
+    </w:lvl>
+    <w:lvl w:ilvl="6" w:tentative="1">
+      <w:start w:val="1"/>
+      <w:numFmt w:val="bullet"/>
+      <w:lvlText w:val=""/>
+      <w:lvlJc w:val="left"/>
+      <w:pPr>
+        <w:tabs>
+          <w:tab w:val="num" w:pos="5040"/>
+        </w:tabs>
+        <w:ind w:left="5040" w:hanging="360"/>
+      </w:pPr>
+      <w:rPr>
+        <w:rFonts w:ascii="Wingdings" w:hAnsi="Wingdings" w:hint="default"/>
+        <w:sz w:val="20"/>
+      </w:rPr>
+    </w:lvl>
+    <w:lvl w:ilvl="7" w:tentative="1">
+      <w:start w:val="1"/>
+      <w:numFmt w:val="bullet"/>
+      <w:lvlText w:val=""/>
+      <w:lvlJc w:val="left"/>
+      <w:pPr>
+        <w:tabs>
+          <w:tab w:val="num" w:pos="5760"/>
+        </w:tabs>
+        <w:ind w:left="5760" w:hanging="360"/>
+      </w:pPr>
+      <w:rPr>
+        <w:rFonts w:ascii="Wingdings" w:hAnsi="Wingdings" w:hint="default"/>
+        <w:sz w:val="20"/>
+      </w:rPr>
+    </w:lvl>
+    <w:lvl w:ilvl="8" w:tentative="1">
+      <w:start w:val="1"/>
+      <w:numFmt w:val="bullet"/>
+      <w:lvlText w:val=""/>
+      <w:lvlJc w:val="left"/>
+      <w:pPr>
+        <w:tabs>
+          <w:tab w:val="num" w:pos="6480"/>
+        </w:tabs>
+        <w:ind w:left="6480" w:hanging="360"/>
+      </w:pPr>
+      <w:rPr>
+        <w:rFonts w:ascii="Wingdings" w:hAnsi="Wingdings" w:hint="default"/>
+        <w:sz w:val="20"/>
+      </w:rPr>
+    </w:lvl>
+  </w:abstractNum>
+  <w:num w:numId="1" w16cid:durableId="443427213">
+    <w:abstractNumId w:val="0"/>
+  </w:num>
+</w:numbering>
 </file>
 
 <file path=word/styles.xml><?xml version="1.0" encoding="utf-8"?>
@@ -517,7 +1240,7 @@
     <w:link w:val="Titolo1Carattere"/>
     <w:uiPriority w:val="9"/>
     <w:qFormat/>
-    <w:rsid w:val="009C7734"/>
+    <w:rsid w:val="009A3536"/>
     <w:pPr>
       <w:keepNext/>
       <w:keepLines/>
@@ -540,7 +1263,7 @@
     <w:semiHidden/>
     <w:unhideWhenUsed/>
     <w:qFormat/>
-    <w:rsid w:val="009C7734"/>
+    <w:rsid w:val="009A3536"/>
     <w:pPr>
       <w:keepNext/>
       <w:keepLines/>
@@ -563,7 +1286,7 @@
     <w:semiHidden/>
     <w:unhideWhenUsed/>
     <w:qFormat/>
-    <w:rsid w:val="009C7734"/>
+    <w:rsid w:val="009A3536"/>
     <w:pPr>
       <w:keepNext/>
       <w:keepLines/>
@@ -586,7 +1309,7 @@
     <w:semiHidden/>
     <w:unhideWhenUsed/>
     <w:qFormat/>
-    <w:rsid w:val="009C7734"/>
+    <w:rsid w:val="009A3536"/>
     <w:pPr>
       <w:keepNext/>
       <w:keepLines/>
@@ -609,7 +1332,7 @@
     <w:semiHidden/>
     <w:unhideWhenUsed/>
     <w:qFormat/>
-    <w:rsid w:val="009C7734"/>
+    <w:rsid w:val="009A3536"/>
     <w:pPr>
       <w:keepNext/>
       <w:keepLines/>
@@ -630,7 +1353,7 @@
     <w:semiHidden/>
     <w:unhideWhenUsed/>
     <w:qFormat/>
-    <w:rsid w:val="009C7734"/>
+    <w:rsid w:val="009A3536"/>
     <w:pPr>
       <w:keepNext/>
       <w:keepLines/>
@@ -653,7 +1376,7 @@
     <w:semiHidden/>
     <w:unhideWhenUsed/>
     <w:qFormat/>
-    <w:rsid w:val="009C7734"/>
+    <w:rsid w:val="009A3536"/>
     <w:pPr>
       <w:keepNext/>
       <w:keepLines/>
@@ -674,7 +1397,7 @@
     <w:semiHidden/>
     <w:unhideWhenUsed/>
     <w:qFormat/>
-    <w:rsid w:val="009C7734"/>
+    <w:rsid w:val="009A3536"/>
     <w:pPr>
       <w:keepNext/>
       <w:keepLines/>
@@ -697,7 +1420,7 @@
     <w:semiHidden/>
     <w:unhideWhenUsed/>
     <w:qFormat/>
-    <w:rsid w:val="009C7734"/>
+    <w:rsid w:val="009A3536"/>
     <w:pPr>
       <w:keepNext/>
       <w:keepLines/>
@@ -740,7 +1463,7 @@
     <w:basedOn w:val="Carpredefinitoparagrafo"/>
     <w:link w:val="Titolo1"/>
     <w:uiPriority w:val="9"/>
-    <w:rsid w:val="009C7734"/>
+    <w:rsid w:val="009A3536"/>
     <w:rPr>
       <w:rFonts w:asciiTheme="majorHAnsi" w:eastAsiaTheme="majorEastAsia" w:hAnsiTheme="majorHAnsi" w:cstheme="majorBidi"/>
       <w:color w:val="0F4761" w:themeColor="accent1" w:themeShade="BF"/>
@@ -754,7 +1477,7 @@
     <w:link w:val="Titolo2"/>
     <w:uiPriority w:val="9"/>
     <w:semiHidden/>
-    <w:rsid w:val="009C7734"/>
+    <w:rsid w:val="009A3536"/>
     <w:rPr>
       <w:rFonts w:asciiTheme="majorHAnsi" w:eastAsiaTheme="majorEastAsia" w:hAnsiTheme="majorHAnsi" w:cstheme="majorBidi"/>
       <w:color w:val="0F4761" w:themeColor="accent1" w:themeShade="BF"/>
@@ -768,7 +1491,7 @@
     <w:link w:val="Titolo3"/>
     <w:uiPriority w:val="9"/>
     <w:semiHidden/>
-    <w:rsid w:val="009C7734"/>
+    <w:rsid w:val="009A3536"/>
     <w:rPr>
       <w:rFonts w:eastAsiaTheme="majorEastAsia" w:cstheme="majorBidi"/>
       <w:color w:val="0F4761" w:themeColor="accent1" w:themeShade="BF"/>
@@ -782,7 +1505,7 @@
     <w:link w:val="Titolo4"/>
     <w:uiPriority w:val="9"/>
     <w:semiHidden/>
-    <w:rsid w:val="009C7734"/>
+    <w:rsid w:val="009A3536"/>
     <w:rPr>
       <w:rFonts w:eastAsiaTheme="majorEastAsia" w:cstheme="majorBidi"/>
       <w:i/>
@@ -796,7 +1519,7 @@
     <w:link w:val="Titolo5"/>
     <w:uiPriority w:val="9"/>
     <w:semiHidden/>
-    <w:rsid w:val="009C7734"/>
+    <w:rsid w:val="009A3536"/>
     <w:rPr>
       <w:rFonts w:eastAsiaTheme="majorEastAsia" w:cstheme="majorBidi"/>
       <w:color w:val="0F4761" w:themeColor="accent1" w:themeShade="BF"/>
@@ -808,7 +1531,7 @@
     <w:link w:val="Titolo6"/>
     <w:uiPriority w:val="9"/>
     <w:semiHidden/>
-    <w:rsid w:val="009C7734"/>
+    <w:rsid w:val="009A3536"/>
     <w:rPr>
       <w:rFonts w:eastAsiaTheme="majorEastAsia" w:cstheme="majorBidi"/>
       <w:i/>
@@ -822,7 +1545,7 @@
     <w:link w:val="Titolo7"/>
     <w:uiPriority w:val="9"/>
     <w:semiHidden/>
-    <w:rsid w:val="009C7734"/>
+    <w:rsid w:val="009A3536"/>
     <w:rPr>
       <w:rFonts w:eastAsiaTheme="majorEastAsia" w:cstheme="majorBidi"/>
       <w:color w:val="595959" w:themeColor="text1" w:themeTint="A6"/>
@@ -834,7 +1557,7 @@
     <w:link w:val="Titolo8"/>
     <w:uiPriority w:val="9"/>
     <w:semiHidden/>
-    <w:rsid w:val="009C7734"/>
+    <w:rsid w:val="009A3536"/>
     <w:rPr>
       <w:rFonts w:eastAsiaTheme="majorEastAsia" w:cstheme="majorBidi"/>
       <w:i/>
@@ -848,7 +1571,7 @@
     <w:link w:val="Titolo9"/>
     <w:uiPriority w:val="9"/>
     <w:semiHidden/>
-    <w:rsid w:val="009C7734"/>
+    <w:rsid w:val="009A3536"/>
     <w:rPr>
       <w:rFonts w:eastAsiaTheme="majorEastAsia" w:cstheme="majorBidi"/>
       <w:color w:val="272727" w:themeColor="text1" w:themeTint="D8"/>
@@ -861,7 +1584,7 @@
     <w:link w:val="TitoloCarattere"/>
     <w:uiPriority w:val="10"/>
     <w:qFormat/>
-    <w:rsid w:val="009C7734"/>
+    <w:rsid w:val="009A3536"/>
     <w:pPr>
       <w:spacing w:after="80" w:line="240" w:lineRule="auto"/>
       <w:contextualSpacing/>
@@ -879,7 +1602,7 @@
     <w:basedOn w:val="Carpredefinitoparagrafo"/>
     <w:link w:val="Titolo"/>
     <w:uiPriority w:val="10"/>
-    <w:rsid w:val="009C7734"/>
+    <w:rsid w:val="009A3536"/>
     <w:rPr>
       <w:rFonts w:asciiTheme="majorHAnsi" w:eastAsiaTheme="majorEastAsia" w:hAnsiTheme="majorHAnsi" w:cstheme="majorBidi"/>
       <w:spacing w:val="-10"/>
@@ -895,7 +1618,7 @@
     <w:link w:val="SottotitoloCarattere"/>
     <w:uiPriority w:val="11"/>
     <w:qFormat/>
-    <w:rsid w:val="009C7734"/>
+    <w:rsid w:val="009A3536"/>
     <w:pPr>
       <w:numPr>
         <w:ilvl w:val="1"/>
@@ -914,7 +1637,7 @@
     <w:basedOn w:val="Carpredefinitoparagrafo"/>
     <w:link w:val="Sottotitolo"/>
     <w:uiPriority w:val="11"/>
-    <w:rsid w:val="009C7734"/>
+    <w:rsid w:val="009A3536"/>
     <w:rPr>
       <w:rFonts w:eastAsiaTheme="majorEastAsia" w:cstheme="majorBidi"/>
       <w:color w:val="595959" w:themeColor="text1" w:themeTint="A6"/>
@@ -930,7 +1653,7 @@
     <w:link w:val="CitazioneCarattere"/>
     <w:uiPriority w:val="29"/>
     <w:qFormat/>
-    <w:rsid w:val="009C7734"/>
+    <w:rsid w:val="009A3536"/>
     <w:pPr>
       <w:spacing w:before="160"/>
       <w:jc w:val="center"/>
@@ -946,7 +1669,7 @@
     <w:basedOn w:val="Carpredefinitoparagrafo"/>
     <w:link w:val="Citazione"/>
     <w:uiPriority w:val="29"/>
-    <w:rsid w:val="009C7734"/>
+    <w:rsid w:val="009A3536"/>
     <w:rPr>
       <w:i/>
       <w:iCs/>
@@ -958,7 +1681,7 @@
     <w:basedOn w:val="Normale"/>
     <w:uiPriority w:val="34"/>
     <w:qFormat/>
-    <w:rsid w:val="009C7734"/>
+    <w:rsid w:val="009A3536"/>
     <w:pPr>
       <w:ind w:left="720"/>
       <w:contextualSpacing/>
@@ -969,7 +1692,7 @@
     <w:basedOn w:val="Carpredefinitoparagrafo"/>
     <w:uiPriority w:val="21"/>
     <w:qFormat/>
-    <w:rsid w:val="009C7734"/>
+    <w:rsid w:val="009A3536"/>
     <w:rPr>
       <w:i/>
       <w:iCs/>
@@ -983,7 +1706,7 @@
     <w:link w:val="CitazioneintensaCarattere"/>
     <w:uiPriority w:val="30"/>
     <w:qFormat/>
-    <w:rsid w:val="009C7734"/>
+    <w:rsid w:val="009A3536"/>
     <w:pPr>
       <w:pBdr>
         <w:top w:val="single" w:sz="4" w:space="10" w:color="0F4761" w:themeColor="accent1" w:themeShade="BF"/>
@@ -1004,7 +1727,7 @@
     <w:basedOn w:val="Carpredefinitoparagrafo"/>
     <w:link w:val="Citazioneintensa"/>
     <w:uiPriority w:val="30"/>
-    <w:rsid w:val="009C7734"/>
+    <w:rsid w:val="009A3536"/>
     <w:rPr>
       <w:i/>
       <w:iCs/>
@@ -1016,7 +1739,7 @@
     <w:basedOn w:val="Carpredefinitoparagrafo"/>
     <w:uiPriority w:val="32"/>
     <w:qFormat/>
-    <w:rsid w:val="009C7734"/>
+    <w:rsid w:val="009A3536"/>
     <w:rPr>
       <w:b/>
       <w:bCs/>

--- a/DOCS_DA_CONVERTIRE/carracci_it.docx
+++ b/DOCS_DA_CONVERTIRE/carracci_it.docx
@@ -163,7 +163,7 @@
           <w:noProof/>
         </w:rPr>
         <w:drawing>
-          <wp:inline distT="0" distB="0" distL="0" distR="0" wp14:anchorId="6B373BFC" wp14:editId="46C881C8">
+          <wp:inline distT="0" distB="0" distL="0" distR="0" wp14:anchorId="6B373BFC" wp14:editId="281364E6">
             <wp:extent cx="6120130" cy="3974465"/>
             <wp:effectExtent l="0" t="0" r="0" b="6985"/>
             <wp:docPr id="582525503" name="Immagine 3"/>
@@ -223,144 +223,73 @@
         <w:t>In sintesi, sebbene l'immobile di Via San Carlo, 19 rappresenti una testimonianza fondamentale del forte legame originario tra la famiglia Carracci e l'antico quartiere dei canali, la sua valorizzazione culturale trae beneficio dall'integrazione con i dati biografici rigorosi su Ludovico Carracci e con il contesto scientifico della storiografia artistica bolognese.</w:t>
       </w:r>
     </w:p>
+    <w:p/>
     <w:p>
-      <w:pPr>
-        <w:spacing w:before="240"/>
-      </w:pPr>
       <w:r>
         <w:rPr>
-          <w:rFonts w:ascii="Segoe UI" w:hAnsi="Segoe UI"/>
+          <w:rFonts w:ascii="Arial" w:hAnsi="Arial"/>
           <w:b/>
-          <w:color w:val="1E3A8A"/>
+          <w:color w:val="1A365D"/>
           <w:sz w:val="26"/>
         </w:rPr>
-        <w:lastRenderedPageBreak/>
         <w:t>Tabella delle Fonti e Certificazione</w:t>
       </w:r>
     </w:p>
     <w:tbl>
       <w:tblPr>
-        <w:tblW w:w="0" w:type="auto"/>
+        <w:tblW w:type="auto" w:w="0"/>
         <w:jc w:val="center"/>
-        <w:tblBorders>
-          <w:top w:val="single" w:sz="4" w:space="0" w:color="CBD5E1"/>
-          <w:bottom w:val="single" w:sz="4" w:space="0" w:color="CBD5E1"/>
-          <w:insideH w:val="single" w:sz="4" w:space="0" w:color="CBD5E1"/>
-          <w:insideV w:val="single" w:sz="4" w:space="0" w:color="CBD5E1"/>
-        </w:tblBorders>
-        <w:tblLook w:val="04A0" w:firstRow="1" w:lastRow="0" w:firstColumn="1" w:lastColumn="0" w:noHBand="0" w:noVBand="1"/>
+        <w:tblLook w:firstColumn="1" w:firstRow="1" w:lastColumn="0" w:lastRow="0" w:noHBand="0" w:noVBand="1" w:val="04A0"/>
       </w:tblPr>
       <w:tblGrid>
-        <w:gridCol w:w="2880"/>
-        <w:gridCol w:w="2880"/>
-        <w:gridCol w:w="2880"/>
+        <w:gridCol w:w="4819"/>
+        <w:gridCol w:w="4819"/>
       </w:tblGrid>
       <w:tr>
-        <w:trPr>
-          <w:jc w:val="center"/>
-        </w:trPr>
         <w:tc>
           <w:tcPr>
-            <w:tcW w:w="2880" w:type="dxa"/>
-            <w:shd w:val="clear" w:color="auto" w:fill="1E3A8A"/>
-            <w:tcMar>
-              <w:top w:w="140" w:type="dxa"/>
-              <w:left w:w="180" w:type="dxa"/>
-              <w:bottom w:w="140" w:type="dxa"/>
-              <w:right w:w="180" w:type="dxa"/>
-            </w:tcMar>
+            <w:tcW w:type="dxa" w:w="4819"/>
+            <w:shd w:fill="1A365D"/>
           </w:tcPr>
           <w:p>
-            <w:pPr>
-              <w:spacing w:before="40" w:after="40"/>
-            </w:pPr>
             <w:r>
               <w:rPr>
-                <w:rFonts w:ascii="Segoe UI" w:hAnsi="Segoe UI"/>
+                <w:rFonts w:ascii="Arial" w:hAnsi="Arial"/>
                 <w:b/>
                 <w:color w:val="FFFFFF"/>
-                <w:sz w:val="19"/>
+                <w:sz w:val="20"/>
               </w:rPr>
-              <w:t>Fonte / Riferimento Storico</w:t>
+              <w:t>Affermazione del testo</w:t>
             </w:r>
           </w:p>
         </w:tc>
         <w:tc>
           <w:tcPr>
-            <w:tcW w:w="2880" w:type="dxa"/>
-            <w:shd w:val="clear" w:color="auto" w:fill="1E3A8A"/>
-            <w:tcMar>
-              <w:top w:w="140" w:type="dxa"/>
-              <w:left w:w="180" w:type="dxa"/>
-              <w:bottom w:w="140" w:type="dxa"/>
-              <w:right w:w="180" w:type="dxa"/>
-            </w:tcMar>
+            <w:tcW w:type="dxa" w:w="4819"/>
+            <w:shd w:fill="1A365D"/>
           </w:tcPr>
           <w:p>
-            <w:pPr>
-              <w:spacing w:before="40" w:after="40"/>
-            </w:pPr>
             <w:r>
               <w:rPr>
-                <w:rFonts w:ascii="Segoe UI" w:hAnsi="Segoe UI"/>
+                <w:rFonts w:ascii="Arial" w:hAnsi="Arial"/>
                 <w:b/>
                 <w:color w:val="FFFFFF"/>
-                <w:sz w:val="19"/>
+                <w:sz w:val="20"/>
               </w:rPr>
-              <w:t>Ambito di Verifica</w:t>
-            </w:r>
-          </w:p>
-        </w:tc>
-        <w:tc>
-          <w:tcPr>
-            <w:tcW w:w="2880" w:type="dxa"/>
-            <w:shd w:val="clear" w:color="auto" w:fill="1E3A8A"/>
-            <w:tcMar>
-              <w:top w:w="140" w:type="dxa"/>
-              <w:left w:w="180" w:type="dxa"/>
-              <w:bottom w:w="140" w:type="dxa"/>
-              <w:right w:w="180" w:type="dxa"/>
-            </w:tcMar>
-          </w:tcPr>
-          <w:p>
-            <w:pPr>
-              <w:spacing w:before="40" w:after="40"/>
-            </w:pPr>
-            <w:r>
-              <w:rPr>
-                <w:rFonts w:ascii="Segoe UI" w:hAnsi="Segoe UI"/>
-                <w:b/>
-                <w:color w:val="FFFFFF"/>
-                <w:sz w:val="19"/>
-              </w:rPr>
-              <w:t>Link / Certificazione</w:t>
+              <w:t>Fonte Certificata</w:t>
             </w:r>
           </w:p>
         </w:tc>
       </w:tr>
       <w:tr>
-        <w:trPr>
-          <w:jc w:val="center"/>
-        </w:trPr>
         <w:tc>
           <w:tcPr>
-            <w:tcW w:w="2880" w:type="dxa"/>
-            <w:shd w:val="clear" w:color="auto" w:fill="F8FAFC"/>
-            <w:tcMar>
-              <w:top w:w="140" w:type="dxa"/>
-              <w:left w:w="180" w:type="dxa"/>
-              <w:bottom w:w="140" w:type="dxa"/>
-              <w:right w:w="180" w:type="dxa"/>
-            </w:tcMar>
+            <w:tcW w:type="dxa" w:w="4819"/>
           </w:tcPr>
           <w:p>
-            <w:pPr>
-              <w:spacing w:before="40" w:after="40"/>
-            </w:pPr>
             <w:r>
               <w:rPr>
-                <w:rFonts w:ascii="Segoe UI" w:hAnsi="Segoe UI"/>
-                <w:color w:val="334155"/>
+                <w:rFonts w:ascii="Arial" w:hAnsi="Arial"/>
                 <w:sz w:val="19"/>
               </w:rPr>
               <w:t>Soprintendenza Archeologia, Belle Arti e Paesaggio per la città metropolitana di Bologna</w:t>
@@ -369,79 +298,28 @@
         </w:tc>
         <w:tc>
           <w:tcPr>
-            <w:tcW w:w="2880" w:type="dxa"/>
-            <w:shd w:val="clear" w:color="auto" w:fill="F8FAFC"/>
-            <w:tcMar>
-              <w:top w:w="140" w:type="dxa"/>
-              <w:left w:w="180" w:type="dxa"/>
-              <w:bottom w:w="140" w:type="dxa"/>
-              <w:right w:w="180" w:type="dxa"/>
-            </w:tcMar>
+            <w:tcW w:type="dxa" w:w="4819"/>
           </w:tcPr>
           <w:p>
-            <w:pPr>
-              <w:spacing w:before="40" w:after="40"/>
-            </w:pPr>
             <w:r>
               <w:rPr>
-                <w:rFonts w:ascii="Segoe UI" w:hAnsi="Segoe UI"/>
-                <w:color w:val="334155"/>
+                <w:rFonts w:ascii="Arial" w:hAnsi="Arial"/>
                 <w:sz w:val="19"/>
               </w:rPr>
               <w:t>Tutela e vincolo architettonico dell'immobile in Via San Carlo 19</w:t>
             </w:r>
           </w:p>
         </w:tc>
+      </w:tr>
+      <w:tr>
         <w:tc>
           <w:tcPr>
-            <w:tcW w:w="2880" w:type="dxa"/>
-            <w:shd w:val="clear" w:color="auto" w:fill="F8FAFC"/>
-            <w:tcMar>
-              <w:top w:w="140" w:type="dxa"/>
-              <w:left w:w="180" w:type="dxa"/>
-              <w:bottom w:w="140" w:type="dxa"/>
-              <w:right w:w="180" w:type="dxa"/>
-            </w:tcMar>
+            <w:tcW w:type="dxa" w:w="4819"/>
           </w:tcPr>
           <w:p>
-            <w:pPr>
-              <w:spacing w:before="40" w:after="40"/>
-            </w:pPr>
             <w:r>
               <w:rPr>
-                <w:rFonts w:ascii="Segoe UI" w:hAnsi="Segoe UI"/>
-                <w:color w:val="2563EB"/>
-                <w:sz w:val="19"/>
-                <w:u w:val="single"/>
-              </w:rPr>
-              <w:t>SABAP Bologna - Catalogo Vincoli</w:t>
-            </w:r>
-          </w:p>
-        </w:tc>
-      </w:tr>
-      <w:tr>
-        <w:trPr>
-          <w:jc w:val="center"/>
-        </w:trPr>
-        <w:tc>
-          <w:tcPr>
-            <w:tcW w:w="2880" w:type="dxa"/>
-            <w:shd w:val="clear" w:color="auto" w:fill="FFFFFF"/>
-            <w:tcMar>
-              <w:top w:w="140" w:type="dxa"/>
-              <w:left w:w="180" w:type="dxa"/>
-              <w:bottom w:w="140" w:type="dxa"/>
-              <w:right w:w="180" w:type="dxa"/>
-            </w:tcMar>
-          </w:tcPr>
-          <w:p>
-            <w:pPr>
-              <w:spacing w:before="40" w:after="40"/>
-            </w:pPr>
-            <w:r>
-              <w:rPr>
-                <w:rFonts w:ascii="Segoe UI" w:hAnsi="Segoe UI"/>
-                <w:color w:val="334155"/>
+                <w:rFonts w:ascii="Arial" w:hAnsi="Arial"/>
                 <w:sz w:val="19"/>
               </w:rPr>
               <w:t>Dizionario Biografico degli Italiani (Treccani) - Volume 20</w:t>
@@ -450,79 +328,28 @@
         </w:tc>
         <w:tc>
           <w:tcPr>
-            <w:tcW w:w="2880" w:type="dxa"/>
-            <w:shd w:val="clear" w:color="auto" w:fill="FFFFFF"/>
-            <w:tcMar>
-              <w:top w:w="140" w:type="dxa"/>
-              <w:left w:w="180" w:type="dxa"/>
-              <w:bottom w:w="140" w:type="dxa"/>
-              <w:right w:w="180" w:type="dxa"/>
-            </w:tcMar>
+            <w:tcW w:type="dxa" w:w="4819"/>
           </w:tcPr>
           <w:p>
-            <w:pPr>
-              <w:spacing w:before="40" w:after="40"/>
-            </w:pPr>
             <w:r>
               <w:rPr>
-                <w:rFonts w:ascii="Segoe UI" w:hAnsi="Segoe UI"/>
-                <w:color w:val="334155"/>
+                <w:rFonts w:ascii="Arial" w:hAnsi="Arial"/>
                 <w:sz w:val="19"/>
               </w:rPr>
               <w:t>Verifica date biografiche di Ludovico Carracci (1555–1619)</w:t>
             </w:r>
           </w:p>
         </w:tc>
+      </w:tr>
+      <w:tr>
         <w:tc>
           <w:tcPr>
-            <w:tcW w:w="2880" w:type="dxa"/>
-            <w:shd w:val="clear" w:color="auto" w:fill="FFFFFF"/>
-            <w:tcMar>
-              <w:top w:w="140" w:type="dxa"/>
-              <w:left w:w="180" w:type="dxa"/>
-              <w:bottom w:w="140" w:type="dxa"/>
-              <w:right w:w="180" w:type="dxa"/>
-            </w:tcMar>
+            <w:tcW w:type="dxa" w:w="4819"/>
           </w:tcPr>
           <w:p>
-            <w:pPr>
-              <w:spacing w:before="40" w:after="40"/>
-            </w:pPr>
             <w:r>
               <w:rPr>
-                <w:rFonts w:ascii="Segoe UI" w:hAnsi="Segoe UI"/>
-                <w:color w:val="2563EB"/>
-                <w:sz w:val="19"/>
-                <w:u w:val="single"/>
-              </w:rPr>
-              <w:t>Treccani - Ludovico Carracci</w:t>
-            </w:r>
-          </w:p>
-        </w:tc>
-      </w:tr>
-      <w:tr>
-        <w:trPr>
-          <w:jc w:val="center"/>
-        </w:trPr>
-        <w:tc>
-          <w:tcPr>
-            <w:tcW w:w="2880" w:type="dxa"/>
-            <w:shd w:val="clear" w:color="auto" w:fill="F8FAFC"/>
-            <w:tcMar>
-              <w:top w:w="140" w:type="dxa"/>
-              <w:left w:w="180" w:type="dxa"/>
-              <w:bottom w:w="140" w:type="dxa"/>
-              <w:right w:w="180" w:type="dxa"/>
-            </w:tcMar>
-          </w:tcPr>
-          <w:p>
-            <w:pPr>
-              <w:spacing w:before="40" w:after="40"/>
-            </w:pPr>
-            <w:r>
-              <w:rPr>
-                <w:rFonts w:ascii="Segoe UI" w:hAnsi="Segoe UI"/>
-                <w:color w:val="334155"/>
+                <w:rFonts w:ascii="Arial" w:hAnsi="Arial"/>
                 <w:sz w:val="19"/>
               </w:rPr>
               <w:t>Biblioteca Salaborsa - Cronologia di Bologna</w:t>
@@ -531,79 +358,28 @@
         </w:tc>
         <w:tc>
           <w:tcPr>
-            <w:tcW w:w="2880" w:type="dxa"/>
-            <w:shd w:val="clear" w:color="auto" w:fill="F8FAFC"/>
-            <w:tcMar>
-              <w:top w:w="140" w:type="dxa"/>
-              <w:left w:w="180" w:type="dxa"/>
-              <w:bottom w:w="140" w:type="dxa"/>
-              <w:right w:w="180" w:type="dxa"/>
-            </w:tcMar>
+            <w:tcW w:type="dxa" w:w="4819"/>
           </w:tcPr>
           <w:p>
-            <w:pPr>
-              <w:spacing w:before="40" w:after="40"/>
-            </w:pPr>
             <w:r>
               <w:rPr>
-                <w:rFonts w:ascii="Segoe UI" w:hAnsi="Segoe UI"/>
-                <w:color w:val="334155"/>
+                <w:rFonts w:ascii="Arial" w:hAnsi="Arial"/>
                 <w:sz w:val="19"/>
               </w:rPr>
               <w:t>Storia dell'Accademia degli Incamminati e sedi storiche dei Carracci</w:t>
             </w:r>
           </w:p>
         </w:tc>
+      </w:tr>
+      <w:tr>
         <w:tc>
           <w:tcPr>
-            <w:tcW w:w="2880" w:type="dxa"/>
-            <w:shd w:val="clear" w:color="auto" w:fill="F8FAFC"/>
-            <w:tcMar>
-              <w:top w:w="140" w:type="dxa"/>
-              <w:left w:w="180" w:type="dxa"/>
-              <w:bottom w:w="140" w:type="dxa"/>
-              <w:right w:w="180" w:type="dxa"/>
-            </w:tcMar>
+            <w:tcW w:type="dxa" w:w="4819"/>
           </w:tcPr>
           <w:p>
-            <w:pPr>
-              <w:spacing w:before="40" w:after="40"/>
-            </w:pPr>
             <w:r>
               <w:rPr>
-                <w:rFonts w:ascii="Segoe UI" w:hAnsi="Segoe UI"/>
-                <w:color w:val="2563EB"/>
-                <w:sz w:val="19"/>
-                <w:u w:val="single"/>
-              </w:rPr>
-              <w:t>Salaborsa - Cronologia</w:t>
-            </w:r>
-          </w:p>
-        </w:tc>
-      </w:tr>
-      <w:tr>
-        <w:trPr>
-          <w:jc w:val="center"/>
-        </w:trPr>
-        <w:tc>
-          <w:tcPr>
-            <w:tcW w:w="2880" w:type="dxa"/>
-            <w:shd w:val="clear" w:color="auto" w:fill="FFFFFF"/>
-            <w:tcMar>
-              <w:top w:w="140" w:type="dxa"/>
-              <w:left w:w="180" w:type="dxa"/>
-              <w:bottom w:w="140" w:type="dxa"/>
-              <w:right w:w="180" w:type="dxa"/>
-            </w:tcMar>
-          </w:tcPr>
-          <w:p>
-            <w:pPr>
-              <w:spacing w:before="40" w:after="40"/>
-            </w:pPr>
-            <w:r>
-              <w:rPr>
-                <w:rFonts w:ascii="Segoe UI" w:hAnsi="Segoe UI"/>
-                <w:color w:val="334155"/>
+                <w:rFonts w:ascii="Arial" w:hAnsi="Arial"/>
                 <w:sz w:val="19"/>
               </w:rPr>
               <w:t>Direzione Generale Archivi - Archivio di Stato di Bologna</w:t>
@@ -612,59 +388,20 @@
         </w:tc>
         <w:tc>
           <w:tcPr>
-            <w:tcW w:w="2880" w:type="dxa"/>
-            <w:shd w:val="clear" w:color="auto" w:fill="FFFFFF"/>
-            <w:tcMar>
-              <w:top w:w="140" w:type="dxa"/>
-              <w:left w:w="180" w:type="dxa"/>
-              <w:bottom w:w="140" w:type="dxa"/>
-              <w:right w:w="180" w:type="dxa"/>
-            </w:tcMar>
+            <w:tcW w:type="dxa" w:w="4819"/>
           </w:tcPr>
           <w:p>
-            <w:pPr>
-              <w:spacing w:before="40" w:after="40"/>
-            </w:pPr>
             <w:r>
               <w:rPr>
-                <w:rFonts w:ascii="Segoe UI" w:hAnsi="Segoe UI"/>
-                <w:color w:val="334155"/>
+                <w:rFonts w:ascii="Arial" w:hAnsi="Arial"/>
                 <w:sz w:val="19"/>
               </w:rPr>
               <w:t>Documentazione catastale e proprietà storiche in Via Rolandino e Via San Carlo</w:t>
             </w:r>
           </w:p>
         </w:tc>
-        <w:tc>
-          <w:tcPr>
-            <w:tcW w:w="2880" w:type="dxa"/>
-            <w:shd w:val="clear" w:color="auto" w:fill="FFFFFF"/>
-            <w:tcMar>
-              <w:top w:w="140" w:type="dxa"/>
-              <w:left w:w="180" w:type="dxa"/>
-              <w:bottom w:w="140" w:type="dxa"/>
-              <w:right w:w="180" w:type="dxa"/>
-            </w:tcMar>
-          </w:tcPr>
-          <w:p>
-            <w:pPr>
-              <w:spacing w:before="40" w:after="40"/>
-            </w:pPr>
-            <w:r>
-              <w:rPr>
-                <w:rFonts w:ascii="Segoe UI" w:hAnsi="Segoe UI"/>
-                <w:color w:val="2563EB"/>
-                <w:sz w:val="19"/>
-                <w:u w:val="single"/>
-              </w:rPr>
-              <w:t>ASBO - Archivi Storici</w:t>
-            </w:r>
-          </w:p>
-        </w:tc>
       </w:tr>
     </w:tbl>
-    <w:p/>
-    <w:p/>
     <w:sectPr>
       <w:pgSz w:w="11906" w:h="16838"/>
       <w:pgMar w:top="1417" w:right="1134" w:bottom="1134" w:left="1134" w:header="708" w:footer="708" w:gutter="0"/>
@@ -1435,6 +1172,7 @@
   <w:style w:type="character" w:default="1" w:styleId="Carpredefinitoparagrafo">
     <w:name w:val="Default Paragraph Font"/>
     <w:uiPriority w:val="1"/>
+    <w:semiHidden/>
     <w:unhideWhenUsed/>
   </w:style>
   <w:style w:type="table" w:default="1" w:styleId="Tabellanormale">
